--- a/插件详细手册/21.管理器/关于素材库.docx
+++ b/插件详细手册/21.管理器/关于素材库.docx
@@ -78,6 +78,7 @@
         </w:rPr>
         <w:t>◆</w:t>
       </w:r>
+      <w:proofErr w:type="spellStart"/>
       <w:r>
         <w:rPr>
           <w:rFonts w:ascii="Tahoma" w:eastAsia="微软雅黑" w:hAnsi="Tahoma" w:hint="eastAsia"/>
@@ -86,6 +87,7 @@
         </w:rPr>
         <w:t>Drill_AssetsOfCurrency</w:t>
       </w:r>
+      <w:proofErr w:type="spellEnd"/>
       <w:r>
         <w:rPr>
           <w:rFonts w:ascii="Tahoma" w:eastAsia="微软雅黑" w:hAnsi="Tahoma"/>
@@ -168,6 +170,7 @@
         </w:rPr>
         <w:t>◆</w:t>
       </w:r>
+      <w:proofErr w:type="spellStart"/>
       <w:r>
         <w:rPr>
           <w:rFonts w:ascii="Tahoma" w:eastAsia="微软雅黑" w:hAnsi="Tahoma" w:hint="eastAsia"/>
@@ -176,6 +179,7 @@
         </w:rPr>
         <w:t>Drill_AssetsOfActorAttributes</w:t>
       </w:r>
+      <w:proofErr w:type="spellEnd"/>
       <w:r>
         <w:rPr>
           <w:rFonts w:ascii="Tahoma" w:eastAsia="微软雅黑" w:hAnsi="Tahoma"/>
@@ -237,8 +241,18 @@
           <w:kern w:val="0"/>
           <w:sz w:val="22"/>
         </w:rPr>
-        <w:t>素材库用于</w:t>
-      </w:r>
+        <w:t>素材</w:t>
+      </w:r>
+      <w:proofErr w:type="gramStart"/>
+      <w:r>
+        <w:rPr>
+          <w:rFonts w:ascii="Tahoma" w:eastAsia="微软雅黑" w:hAnsi="Tahoma" w:hint="eastAsia"/>
+          <w:kern w:val="0"/>
+          <w:sz w:val="22"/>
+        </w:rPr>
+        <w:t>库用于</w:t>
+      </w:r>
+      <w:proofErr w:type="gramEnd"/>
       <w:r>
         <w:rPr>
           <w:rFonts w:ascii="Tahoma" w:eastAsia="微软雅黑" w:hAnsi="Tahoma" w:hint="eastAsia"/>
@@ -560,7 +574,7 @@
           <v:shape id="_x0000_i1025" type="#_x0000_t75" style="width:402pt;height:120pt" o:ole="">
             <v:imagedata r:id="rId7" o:title=""/>
           </v:shape>
-          <o:OLEObject Type="Embed" ProgID="Visio.Drawing.15" ShapeID="_x0000_i1025" DrawAspect="Content" ObjectID="_1831871473" r:id="rId8"/>
+          <o:OLEObject Type="Embed" ProgID="Visio.Drawing.15" ShapeID="_x0000_i1025" DrawAspect="Content" ObjectID="_1834420993" r:id="rId8"/>
         </w:object>
       </w:r>
     </w:p>
@@ -635,8 +649,18 @@
           <w:kern w:val="0"/>
           <w:sz w:val="22"/>
         </w:rPr>
-        <w:t>素材库提供</w:t>
-      </w:r>
+        <w:t>素材</w:t>
+      </w:r>
+      <w:proofErr w:type="gramStart"/>
+      <w:r>
+        <w:rPr>
+          <w:rFonts w:ascii="Tahoma" w:eastAsia="微软雅黑" w:hAnsi="Tahoma" w:hint="eastAsia"/>
+          <w:kern w:val="0"/>
+          <w:sz w:val="22"/>
+        </w:rPr>
+        <w:t>库提供</w:t>
+      </w:r>
+      <w:proofErr w:type="gramEnd"/>
       <w:r>
         <w:rPr>
           <w:rFonts w:ascii="Tahoma" w:eastAsia="微软雅黑" w:hAnsi="Tahoma" w:hint="eastAsia"/>
@@ -1023,8 +1047,27 @@
                 <w:kern w:val="0"/>
                 <w:sz w:val="22"/>
               </w:rPr>
-              <w:t>注意，素材库提供的是</w:t>
-            </w:r>
+              <w:t>注意，素材</w:t>
+            </w:r>
+            <w:proofErr w:type="gramStart"/>
+            <w:r>
+              <w:rPr>
+                <w:rFonts w:ascii="Tahoma" w:eastAsia="微软雅黑" w:hAnsi="Tahoma" w:hint="eastAsia"/>
+                <w:kern w:val="0"/>
+                <w:sz w:val="22"/>
+              </w:rPr>
+              <w:t>库提供</w:t>
+            </w:r>
+            <w:proofErr w:type="gramEnd"/>
+            <w:r>
+              <w:rPr>
+                <w:rFonts w:ascii="Tahoma" w:eastAsia="微软雅黑" w:hAnsi="Tahoma" w:hint="eastAsia"/>
+                <w:kern w:val="0"/>
+                <w:sz w:val="22"/>
+              </w:rPr>
+              <w:t>的是</w:t>
+            </w:r>
+            <w:proofErr w:type="gramStart"/>
             <w:r>
               <w:rPr>
                 <w:rFonts w:ascii="Tahoma" w:eastAsia="微软雅黑" w:hAnsi="Tahoma"/>
@@ -1033,6 +1076,7 @@
               </w:rPr>
               <w:t>”</w:t>
             </w:r>
+            <w:proofErr w:type="gramEnd"/>
             <w:r>
               <w:rPr>
                 <w:rFonts w:ascii="Tahoma" w:eastAsia="微软雅黑" w:hAnsi="Tahoma" w:hint="eastAsia"/>
@@ -1041,6 +1085,7 @@
               </w:rPr>
               <w:t>名词</w:t>
             </w:r>
+            <w:proofErr w:type="gramStart"/>
             <w:r>
               <w:rPr>
                 <w:rFonts w:ascii="Tahoma" w:eastAsia="微软雅黑" w:hAnsi="Tahoma"/>
@@ -1049,6 +1094,7 @@
               </w:rPr>
               <w:t>”</w:t>
             </w:r>
+            <w:proofErr w:type="gramEnd"/>
             <w:r>
               <w:rPr>
                 <w:rFonts w:ascii="Tahoma" w:eastAsia="微软雅黑" w:hAnsi="Tahoma" w:hint="eastAsia"/>
@@ -1057,6 +1103,7 @@
               </w:rPr>
               <w:t>管理，而不是</w:t>
             </w:r>
+            <w:proofErr w:type="gramStart"/>
             <w:r>
               <w:rPr>
                 <w:rFonts w:ascii="Tahoma" w:eastAsia="微软雅黑" w:hAnsi="Tahoma"/>
@@ -1065,6 +1112,7 @@
               </w:rPr>
               <w:t>”</w:t>
             </w:r>
+            <w:proofErr w:type="gramEnd"/>
             <w:r>
               <w:rPr>
                 <w:rFonts w:ascii="Tahoma" w:eastAsia="微软雅黑" w:hAnsi="Tahoma" w:hint="eastAsia"/>
@@ -1073,6 +1121,7 @@
               </w:rPr>
               <w:t>数值</w:t>
             </w:r>
+            <w:proofErr w:type="gramStart"/>
             <w:r>
               <w:rPr>
                 <w:rFonts w:ascii="Tahoma" w:eastAsia="微软雅黑" w:hAnsi="Tahoma"/>
@@ -1081,6 +1130,7 @@
               </w:rPr>
               <w:t>”</w:t>
             </w:r>
+            <w:proofErr w:type="gramEnd"/>
             <w:r>
               <w:rPr>
                 <w:rFonts w:ascii="Tahoma" w:eastAsia="微软雅黑" w:hAnsi="Tahoma" w:hint="eastAsia"/>
@@ -1130,7 +1180,25 @@
                 <w:kern w:val="0"/>
                 <w:sz w:val="22"/>
               </w:rPr>
-              <w:t>\dDCDD[actorAtk:</w:t>
+              <w:t>\</w:t>
+            </w:r>
+            <w:proofErr w:type="spellStart"/>
+            <w:r>
+              <w:rPr>
+                <w:rFonts w:ascii="Tahoma" w:eastAsia="微软雅黑" w:hAnsi="Tahoma"/>
+                <w:kern w:val="0"/>
+                <w:sz w:val="22"/>
+              </w:rPr>
+              <w:t>dDCDD</w:t>
+            </w:r>
+            <w:proofErr w:type="spellEnd"/>
+            <w:r>
+              <w:rPr>
+                <w:rFonts w:ascii="Tahoma" w:eastAsia="微软雅黑" w:hAnsi="Tahoma"/>
+                <w:kern w:val="0"/>
+                <w:sz w:val="22"/>
+              </w:rPr>
+              <w:t>[actorAtk:</w:t>
             </w:r>
             <w:r>
               <w:rPr>
@@ -1311,6 +1379,7 @@
               </w:rPr>
               <w:t>这个字符来自插件：</w:t>
             </w:r>
+            <w:proofErr w:type="spellStart"/>
             <w:r>
               <w:rPr>
                 <w:rFonts w:ascii="Tahoma" w:eastAsia="微软雅黑" w:hAnsi="Tahoma" w:hint="eastAsia"/>
@@ -1319,6 +1388,7 @@
               </w:rPr>
               <w:t>Drill_DialogCharDisplayData</w:t>
             </w:r>
+            <w:proofErr w:type="spellEnd"/>
             <w:r>
               <w:rPr>
                 <w:rFonts w:ascii="Tahoma" w:eastAsia="微软雅黑" w:hAnsi="Tahoma" w:hint="eastAsia"/>
@@ -1454,6 +1524,7 @@
         </w:rPr>
         <w:t xml:space="preserve"> </w:t>
       </w:r>
+      <w:proofErr w:type="gramStart"/>
       <w:r>
         <w:rPr>
           <w:rFonts w:ascii="Tahoma" w:eastAsia="微软雅黑" w:hAnsi="Tahoma"/>
@@ -1462,6 +1533,7 @@
         </w:rPr>
         <w:t>”</w:t>
       </w:r>
+      <w:proofErr w:type="gramEnd"/>
       <w:r>
         <w:rPr>
           <w:rFonts w:ascii="Tahoma" w:eastAsia="微软雅黑" w:hAnsi="Tahoma" w:hint="eastAsia"/>
@@ -1470,6 +1542,7 @@
         </w:rPr>
         <w:t>物理攻击</w:t>
       </w:r>
+      <w:proofErr w:type="gramStart"/>
       <w:r>
         <w:rPr>
           <w:rFonts w:ascii="Tahoma" w:eastAsia="微软雅黑" w:hAnsi="Tahoma"/>
@@ -1478,6 +1551,7 @@
         </w:rPr>
         <w:t>”</w:t>
       </w:r>
+      <w:proofErr w:type="gramEnd"/>
       <w:r>
         <w:rPr>
           <w:rFonts w:ascii="Tahoma" w:eastAsia="微软雅黑" w:hAnsi="Tahoma" w:hint="eastAsia"/>
@@ -1502,6 +1576,7 @@
         </w:rPr>
         <w:t xml:space="preserve"> </w:t>
       </w:r>
+      <w:proofErr w:type="gramStart"/>
       <w:r>
         <w:rPr>
           <w:rFonts w:ascii="Tahoma" w:eastAsia="微软雅黑" w:hAnsi="Tahoma"/>
@@ -1510,6 +1585,7 @@
         </w:rPr>
         <w:t>”</w:t>
       </w:r>
+      <w:proofErr w:type="gramEnd"/>
       <w:r>
         <w:rPr>
           <w:rFonts w:ascii="Tahoma" w:eastAsia="微软雅黑" w:hAnsi="Tahoma" w:hint="eastAsia"/>
@@ -1518,6 +1594,7 @@
         </w:rPr>
         <w:t>武力值</w:t>
       </w:r>
+      <w:proofErr w:type="gramStart"/>
       <w:r>
         <w:rPr>
           <w:rFonts w:ascii="Tahoma" w:eastAsia="微软雅黑" w:hAnsi="Tahoma"/>
@@ -1526,6 +1603,7 @@
         </w:rPr>
         <w:t>”</w:t>
       </w:r>
+      <w:proofErr w:type="gramEnd"/>
       <w:r>
         <w:rPr>
           <w:rFonts w:ascii="Tahoma" w:eastAsia="微软雅黑" w:hAnsi="Tahoma" w:hint="eastAsia"/>
@@ -1815,6 +1893,7 @@
         </w:rPr>
         <w:t>在对话框中仍然使用</w:t>
       </w:r>
+      <w:proofErr w:type="gramStart"/>
       <w:r>
         <w:rPr>
           <w:rFonts w:ascii="Tahoma" w:eastAsia="微软雅黑" w:hAnsi="Tahoma"/>
@@ -1823,6 +1902,7 @@
         </w:rPr>
         <w:t>”</w:t>
       </w:r>
+      <w:proofErr w:type="gramEnd"/>
       <w:r>
         <w:rPr>
           <w:rFonts w:ascii="Tahoma" w:eastAsia="微软雅黑" w:hAnsi="Tahoma" w:hint="eastAsia"/>
@@ -1831,6 +1911,7 @@
         </w:rPr>
         <w:t>\</w:t>
       </w:r>
+      <w:proofErr w:type="spellStart"/>
       <w:r>
         <w:rPr>
           <w:rFonts w:ascii="Tahoma" w:eastAsia="微软雅黑" w:hAnsi="Tahoma" w:hint="eastAsia"/>
@@ -1839,6 +1920,7 @@
         </w:rPr>
         <w:t>dtxt</w:t>
       </w:r>
+      <w:proofErr w:type="spellEnd"/>
       <w:r>
         <w:rPr>
           <w:rFonts w:ascii="Tahoma" w:eastAsia="微软雅黑" w:hAnsi="Tahoma" w:hint="eastAsia"/>
@@ -1871,6 +1953,7 @@
         </w:rPr>
         <w:t>]</w:t>
       </w:r>
+      <w:proofErr w:type="gramStart"/>
       <w:r>
         <w:rPr>
           <w:rFonts w:ascii="Tahoma" w:eastAsia="微软雅黑" w:hAnsi="Tahoma"/>
@@ -1879,6 +1962,7 @@
         </w:rPr>
         <w:t>”</w:t>
       </w:r>
+      <w:proofErr w:type="gramEnd"/>
       <w:r>
         <w:rPr>
           <w:rFonts w:ascii="Tahoma" w:eastAsia="微软雅黑" w:hAnsi="Tahoma" w:hint="eastAsia"/>
@@ -3722,7 +3806,29 @@
           <w:kern w:val="0"/>
           <w:sz w:val="22"/>
         </w:rPr>
-        <w:t>默认不加载，</w:t>
+        <w:t>默认</w:t>
+      </w:r>
+      <w:proofErr w:type="gramStart"/>
+      <w:r>
+        <w:rPr>
+          <w:rFonts w:ascii="Tahoma" w:eastAsia="微软雅黑" w:hAnsi="Tahoma" w:hint="eastAsia"/>
+          <w:b/>
+          <w:bCs/>
+          <w:kern w:val="0"/>
+          <w:sz w:val="22"/>
+        </w:rPr>
+        <w:t>不</w:t>
+      </w:r>
+      <w:proofErr w:type="gramEnd"/>
+      <w:r>
+        <w:rPr>
+          <w:rFonts w:ascii="Tahoma" w:eastAsia="微软雅黑" w:hAnsi="Tahoma" w:hint="eastAsia"/>
+          <w:b/>
+          <w:bCs/>
+          <w:kern w:val="0"/>
+          <w:sz w:val="22"/>
+        </w:rPr>
+        <w:t>加载，</w:t>
       </w:r>
       <w:r>
         <w:rPr>
@@ -4076,8 +4182,18 @@
                 <w:kern w:val="0"/>
                 <w:sz w:val="22"/>
               </w:rPr>
-              <w:t>未加载完毕时使用缩放图</w:t>
-            </w:r>
+              <w:t>未加载完毕时使用</w:t>
+            </w:r>
+            <w:proofErr w:type="gramStart"/>
+            <w:r>
+              <w:rPr>
+                <w:rFonts w:ascii="Tahoma" w:eastAsia="微软雅黑" w:hAnsi="Tahoma" w:hint="eastAsia"/>
+                <w:kern w:val="0"/>
+                <w:sz w:val="22"/>
+              </w:rPr>
+              <w:t>缩放图</w:t>
+            </w:r>
+            <w:proofErr w:type="gramEnd"/>
           </w:p>
         </w:tc>
         <w:tc>
@@ -4722,17 +4838,30 @@
         </w:rPr>
         <w:t>货币的</w:t>
       </w:r>
-      <w:hyperlink w:anchor="_2）用语覆盖" w:history="1">
-        <w:r>
-          <w:rPr>
-            <w:rStyle w:val="a4"/>
-            <w:rFonts w:ascii="Tahoma" w:eastAsia="微软雅黑" w:hAnsi="Tahoma" w:hint="eastAsia"/>
-            <w:kern w:val="0"/>
-            <w:sz w:val="22"/>
-          </w:rPr>
-          <w:t>用语覆盖</w:t>
-        </w:r>
-      </w:hyperlink>
+      <w:r>
+        <w:fldChar w:fldCharType="begin"/>
+      </w:r>
+      <w:r>
+        <w:instrText>HYPERLINK \l "_2）用语覆盖"</w:instrText>
+      </w:r>
+      <w:r>
+        <w:rPr>
+          <w:rFonts w:hint="eastAsia"/>
+        </w:rPr>
+        <w:fldChar w:fldCharType="separate"/>
+      </w:r>
+      <w:r>
+        <w:rPr>
+          <w:rStyle w:val="a4"/>
+          <w:rFonts w:ascii="Tahoma" w:eastAsia="微软雅黑" w:hAnsi="Tahoma" w:hint="eastAsia"/>
+          <w:kern w:val="0"/>
+          <w:sz w:val="22"/>
+        </w:rPr>
+        <w:t>用语覆盖</w:t>
+      </w:r>
+      <w:r>
+        <w:fldChar w:fldCharType="end"/>
+      </w:r>
       <w:r>
         <w:rPr>
           <w:rFonts w:ascii="Tahoma" w:eastAsia="微软雅黑" w:hAnsi="Tahoma" w:hint="eastAsia"/>
@@ -4821,6 +4950,193 @@
           <w:sz w:val="22"/>
         </w:rPr>
       </w:pPr>
+    </w:p>
+    <w:p>
+      <w:pPr>
+        <w:pStyle w:val="3"/>
+        <w:rPr>
+          <w:rFonts w:hint="eastAsia"/>
+        </w:rPr>
+      </w:pPr>
+      <w:r>
+        <w:rPr>
+          <w:rFonts w:hint="eastAsia"/>
+        </w:rPr>
+        <w:t>设定与设计</w:t>
+      </w:r>
+    </w:p>
+    <w:p>
+      <w:pPr>
+        <w:widowControl/>
+        <w:adjustRightInd w:val="0"/>
+        <w:snapToGrid w:val="0"/>
+        <w:jc w:val="left"/>
+        <w:rPr>
+          <w:rFonts w:ascii="Tahoma" w:eastAsia="微软雅黑" w:hAnsi="Tahoma" w:hint="eastAsia"/>
+          <w:kern w:val="0"/>
+          <w:sz w:val="22"/>
+        </w:rPr>
+      </w:pPr>
+      <w:r>
+        <w:rPr>
+          <w:rFonts w:ascii="Tahoma" w:eastAsia="微软雅黑" w:hAnsi="Tahoma" w:hint="eastAsia"/>
+          <w:kern w:val="0"/>
+          <w:sz w:val="22"/>
+        </w:rPr>
+        <w:t>如果你</w:t>
+      </w:r>
+      <w:r>
+        <w:rPr>
+          <w:rFonts w:ascii="Tahoma" w:eastAsia="微软雅黑" w:hAnsi="Tahoma" w:hint="eastAsia"/>
+          <w:kern w:val="0"/>
+          <w:sz w:val="22"/>
+        </w:rPr>
+        <w:t>想看看设定</w:t>
+      </w:r>
+      <w:r>
+        <w:rPr>
+          <w:rFonts w:ascii="Tahoma" w:eastAsia="微软雅黑" w:hAnsi="Tahoma" w:hint="eastAsia"/>
+          <w:kern w:val="0"/>
+          <w:sz w:val="22"/>
+        </w:rPr>
+        <w:t>相关的灵感，</w:t>
+      </w:r>
+      <w:r>
+        <w:rPr>
+          <w:rFonts w:ascii="Tahoma" w:eastAsia="微软雅黑" w:hAnsi="Tahoma" w:hint="eastAsia"/>
+          <w:kern w:val="0"/>
+          <w:sz w:val="22"/>
+        </w:rPr>
+        <w:t>比如</w:t>
+      </w:r>
+      <w:r>
+        <w:rPr>
+          <w:rFonts w:ascii="Tahoma" w:eastAsia="微软雅黑" w:hAnsi="Tahoma" w:hint="eastAsia"/>
+          <w:kern w:val="0"/>
+          <w:sz w:val="22"/>
+        </w:rPr>
+        <w:t xml:space="preserve"> </w:t>
+      </w:r>
+      <w:r>
+        <w:rPr>
+          <w:rFonts w:ascii="Tahoma" w:eastAsia="微软雅黑" w:hAnsi="Tahoma" w:hint="eastAsia"/>
+          <w:kern w:val="0"/>
+          <w:sz w:val="22"/>
+        </w:rPr>
+        <w:t>数字币、比特币</w:t>
+      </w:r>
+      <w:r>
+        <w:rPr>
+          <w:rFonts w:ascii="Tahoma" w:eastAsia="微软雅黑" w:hAnsi="Tahoma" w:hint="eastAsia"/>
+          <w:kern w:val="0"/>
+          <w:sz w:val="22"/>
+        </w:rPr>
+        <w:t xml:space="preserve"> </w:t>
+      </w:r>
+      <w:r>
+        <w:rPr>
+          <w:rFonts w:ascii="Tahoma" w:eastAsia="微软雅黑" w:hAnsi="Tahoma" w:hint="eastAsia"/>
+          <w:kern w:val="0"/>
+          <w:sz w:val="22"/>
+        </w:rPr>
+        <w:t>设定的来源与思路。</w:t>
+      </w:r>
+    </w:p>
+    <w:p>
+      <w:pPr>
+        <w:widowControl/>
+        <w:adjustRightInd w:val="0"/>
+        <w:snapToGrid w:val="0"/>
+        <w:jc w:val="left"/>
+        <w:rPr>
+          <w:rFonts w:ascii="Tahoma" w:eastAsia="微软雅黑" w:hAnsi="Tahoma"/>
+          <w:kern w:val="0"/>
+          <w:sz w:val="22"/>
+        </w:rPr>
+      </w:pPr>
+      <w:r>
+        <w:rPr>
+          <w:rFonts w:ascii="Tahoma" w:eastAsia="微软雅黑" w:hAnsi="Tahoma" w:hint="eastAsia"/>
+          <w:kern w:val="0"/>
+          <w:sz w:val="22"/>
+        </w:rPr>
+        <w:t>可以去看看：“</w:t>
+      </w:r>
+      <w:r>
+        <w:rPr>
+          <w:rFonts w:ascii="Tahoma" w:eastAsia="微软雅黑" w:hAnsi="Tahoma" w:hint="eastAsia"/>
+          <w:color w:val="0070C0"/>
+          <w:kern w:val="0"/>
+          <w:sz w:val="22"/>
+        </w:rPr>
+        <w:t>99.</w:t>
+      </w:r>
+      <w:r>
+        <w:rPr>
+          <w:rFonts w:ascii="Tahoma" w:eastAsia="微软雅黑" w:hAnsi="Tahoma" w:hint="eastAsia"/>
+          <w:color w:val="0070C0"/>
+          <w:kern w:val="0"/>
+          <w:sz w:val="22"/>
+        </w:rPr>
+        <w:t>小爱丽丝设定</w:t>
+      </w:r>
+      <w:r>
+        <w:rPr>
+          <w:rFonts w:ascii="Tahoma" w:eastAsia="微软雅黑" w:hAnsi="Tahoma" w:hint="eastAsia"/>
+          <w:color w:val="0070C0"/>
+          <w:kern w:val="0"/>
+          <w:sz w:val="22"/>
+        </w:rPr>
+        <w:t xml:space="preserve"> &gt; </w:t>
+      </w:r>
+      <w:r>
+        <w:rPr>
+          <w:rFonts w:ascii="Tahoma" w:eastAsia="微软雅黑" w:hAnsi="Tahoma" w:hint="eastAsia"/>
+          <w:color w:val="0070C0"/>
+          <w:kern w:val="0"/>
+          <w:sz w:val="22"/>
+        </w:rPr>
+        <w:t>小爱丽丝设定介绍</w:t>
+      </w:r>
+      <w:r>
+        <w:rPr>
+          <w:rFonts w:ascii="Tahoma" w:eastAsia="微软雅黑" w:hAnsi="Tahoma" w:hint="eastAsia"/>
+          <w:color w:val="0070C0"/>
+          <w:kern w:val="0"/>
+          <w:sz w:val="22"/>
+        </w:rPr>
+        <w:t>.docx</w:t>
+      </w:r>
+      <w:r>
+        <w:rPr>
+          <w:rFonts w:ascii="Tahoma" w:eastAsia="微软雅黑" w:hAnsi="Tahoma" w:hint="eastAsia"/>
+          <w:kern w:val="0"/>
+          <w:sz w:val="22"/>
+        </w:rPr>
+        <w:t>”中的素材库设定。</w:t>
+      </w:r>
+    </w:p>
+    <w:p>
+      <w:pPr>
+        <w:widowControl/>
+        <w:jc w:val="left"/>
+        <w:rPr>
+          <w:rFonts w:ascii="Tahoma" w:eastAsia="微软雅黑" w:hAnsi="Tahoma" w:hint="eastAsia"/>
+          <w:kern w:val="0"/>
+          <w:sz w:val="22"/>
+        </w:rPr>
+      </w:pPr>
+    </w:p>
+    <w:p>
+      <w:pPr>
+        <w:widowControl/>
+        <w:jc w:val="left"/>
+        <w:rPr>
+          <w:rFonts w:ascii="Tahoma" w:eastAsia="微软雅黑" w:hAnsi="Tahoma" w:hint="eastAsia"/>
+          <w:kern w:val="0"/>
+          <w:sz w:val="22"/>
+        </w:rPr>
+      </w:pPr>
       <w:r>
         <w:rPr>
           <w:rFonts w:ascii="Tahoma" w:eastAsia="微软雅黑" w:hAnsi="Tahoma"/>
@@ -4938,6 +5254,7 @@
         </w:rPr>
         <w:t>◆</w:t>
       </w:r>
+      <w:proofErr w:type="spellStart"/>
       <w:r>
         <w:rPr>
           <w:rFonts w:ascii="Tahoma" w:eastAsia="微软雅黑" w:hAnsi="Tahoma" w:hint="eastAsia"/>
@@ -4946,6 +5263,7 @@
         </w:rPr>
         <w:t>Drill_AssetsOfCurrency</w:t>
       </w:r>
+      <w:proofErr w:type="spellEnd"/>
       <w:r>
         <w:rPr>
           <w:rFonts w:ascii="Tahoma" w:eastAsia="微软雅黑" w:hAnsi="Tahoma"/>
@@ -5344,6 +5662,7 @@
         </w:rPr>
         <w:t>修改后，还会影响窗口字符</w:t>
       </w:r>
+      <w:proofErr w:type="gramStart"/>
       <w:r>
         <w:rPr>
           <w:rFonts w:ascii="Tahoma" w:eastAsia="微软雅黑" w:hAnsi="Tahoma"/>
@@ -5352,6 +5671,7 @@
         </w:rPr>
         <w:t>”</w:t>
       </w:r>
+      <w:proofErr w:type="gramEnd"/>
       <w:r>
         <w:rPr>
           <w:rFonts w:ascii="Tahoma" w:eastAsia="微软雅黑" w:hAnsi="Tahoma" w:hint="eastAsia"/>
@@ -5360,6 +5680,7 @@
         </w:rPr>
         <w:t>\G</w:t>
       </w:r>
+      <w:proofErr w:type="gramStart"/>
       <w:r>
         <w:rPr>
           <w:rFonts w:ascii="Tahoma" w:eastAsia="微软雅黑" w:hAnsi="Tahoma"/>
@@ -5368,6 +5689,7 @@
         </w:rPr>
         <w:t>”</w:t>
       </w:r>
+      <w:proofErr w:type="gramEnd"/>
       <w:r>
         <w:rPr>
           <w:rFonts w:ascii="Tahoma" w:eastAsia="微软雅黑" w:hAnsi="Tahoma" w:hint="eastAsia"/>
@@ -5943,6 +6265,7 @@
         </w:rPr>
         <w:t>◆</w:t>
       </w:r>
+      <w:proofErr w:type="spellStart"/>
       <w:r>
         <w:rPr>
           <w:rFonts w:ascii="Tahoma" w:eastAsia="微软雅黑" w:hAnsi="Tahoma" w:hint="eastAsia"/>
@@ -5951,6 +6274,7 @@
         </w:rPr>
         <w:t>Drill_AssetsOfActorAttributes</w:t>
       </w:r>
+      <w:proofErr w:type="spellEnd"/>
       <w:r>
         <w:rPr>
           <w:rFonts w:ascii="Tahoma" w:eastAsia="微软雅黑" w:hAnsi="Tahoma"/>
@@ -8184,6 +8508,7 @@
       </w:rPr>
       <w:t xml:space="preserve">   </w:t>
     </w:r>
+    <w:proofErr w:type="spellStart"/>
     <w:r>
       <w:rPr>
         <w:rFonts w:ascii="微软雅黑" w:eastAsia="微软雅黑" w:hAnsi="微软雅黑"/>
@@ -8191,6 +8516,7 @@
       </w:rPr>
       <w:t>drill_up</w:t>
     </w:r>
+    <w:proofErr w:type="spellEnd"/>
   </w:p>
 </w:hdr>
 </file>
